--- a/paper/4_Assessment/Title_Page.docx
+++ b/paper/4_Assessment/Title_Page.docx
@@ -5,6 +5,7 @@
     <w:p>
       <w:pPr>
         <w:pStyle w:val="Heading1"/>
+        <w:jc w:val="center"/>
         <w:rPr>
           <w:rFonts w:ascii="Times New Roman" w:hAnsi="Times New Roman" w:cs="Times New Roman"/>
           <w:b/>
@@ -15,20 +16,6 @@
         </w:rPr>
       </w:pPr>
       <w:bookmarkStart w:id="0" w:name="title"/>
-    </w:p>
-    <w:p>
-      <w:pPr>
-        <w:pStyle w:val="Heading1"/>
-        <w:jc w:val="center"/>
-        <w:rPr>
-          <w:rFonts w:ascii="Times New Roman" w:hAnsi="Times New Roman" w:cs="Times New Roman"/>
-          <w:b/>
-          <w:bCs/>
-          <w:color w:val="auto"/>
-          <w:sz w:val="24"/>
-          <w:szCs w:val="24"/>
-        </w:rPr>
-      </w:pPr>
       <w:r>
         <w:rPr>
           <w:rFonts w:ascii="Times New Roman" w:hAnsi="Times New Roman" w:cs="Times New Roman"/>
@@ -955,30 +942,27 @@
           <w:rFonts w:ascii="Times New Roman" w:hAnsi="Times New Roman" w:cs="Times New Roman"/>
           <w:lang w:val="en-GB"/>
         </w:rPr>
+        <w:t>This research did not receive any specific grant from funding agencies in the public, commercial, or not-for-profit sectors.</w:t>
+      </w:r>
+    </w:p>
+    <w:p>
+      <w:pPr>
+        <w:pStyle w:val="BodyText"/>
+        <w:rPr>
+          <w:rFonts w:ascii="Times New Roman" w:hAnsi="Times New Roman" w:cs="Times New Roman"/>
+        </w:rPr>
+      </w:pPr>
+      <w:r>
+        <w:rPr>
+          <w:rFonts w:ascii="Times New Roman" w:hAnsi="Times New Roman" w:cs="Times New Roman"/>
+        </w:rPr>
         <w:lastRenderedPageBreak/>
-        <w:t>This research did not receive any specific grant from funding agencies in the public, commercial, or not-for-profit sectors.</w:t>
+        <w:t xml:space="preserve">The authors have no conflict of interest to disclose. </w:t>
       </w:r>
     </w:p>
     <w:p>
       <w:pPr>
         <w:pStyle w:val="BodyText"/>
-        <w:rPr>
-          <w:rFonts w:ascii="Times New Roman" w:hAnsi="Times New Roman" w:cs="Times New Roman"/>
-        </w:rPr>
-      </w:pPr>
-      <w:r>
-        <w:rPr>
-          <w:rFonts w:ascii="Times New Roman" w:hAnsi="Times New Roman" w:cs="Times New Roman"/>
-        </w:rPr>
-        <w:t xml:space="preserve">The authors have no conflict of interest to disclose. </w:t>
-      </w:r>
-    </w:p>
-    <w:p>
-      <w:pPr>
-        <w:pStyle w:val="BodyText"/>
-        <w:rPr>
-          <w:rFonts w:ascii="Times New Roman" w:hAnsi="Times New Roman" w:cs="Times New Roman"/>
-        </w:rPr>
       </w:pPr>
       <w:r>
         <w:rPr>
@@ -995,6 +979,47 @@
           <w:t>A.Neves@sussex.ac.uk</w:t>
         </w:r>
       </w:hyperlink>
+    </w:p>
+    <w:p>
+      <w:pPr>
+        <w:pStyle w:val="BodyText"/>
+      </w:pPr>
+    </w:p>
+    <w:p>
+      <w:pPr>
+        <w:pStyle w:val="BodyText"/>
+        <w:jc w:val="center"/>
+      </w:pPr>
+      <w:r>
+        <w:rPr>
+          <w:rFonts w:ascii="Times New Roman" w:hAnsi="Times New Roman" w:cs="Times New Roman"/>
+          <w:b/>
+          <w:bCs/>
+        </w:rPr>
+        <w:t>Acknowledgements</w:t>
+      </w:r>
+    </w:p>
+    <w:p>
+      <w:pPr>
+        <w:spacing w:after="0" w:line="480" w:lineRule="auto"/>
+        <w:rPr>
+          <w:rFonts w:ascii="Times New Roman" w:hAnsi="Times New Roman" w:cs="Times New Roman"/>
+        </w:rPr>
+      </w:pPr>
+      <w:r>
+        <w:rPr>
+          <w:rFonts w:ascii="Times New Roman" w:hAnsi="Times New Roman" w:cs="Times New Roman"/>
+        </w:rPr>
+        <w:t>Not applicable.</w:t>
+      </w:r>
+    </w:p>
+    <w:p>
+      <w:pPr>
+        <w:spacing w:after="0" w:line="480" w:lineRule="auto"/>
+        <w:rPr>
+          <w:rFonts w:ascii="Times New Roman" w:hAnsi="Times New Roman" w:cs="Times New Roman"/>
+        </w:rPr>
+      </w:pPr>
     </w:p>
     <w:p>
       <w:pPr>
@@ -1893,6 +1918,7 @@
   <w:style w:type="character" w:default="1" w:styleId="DefaultParagraphFont">
     <w:name w:val="Default Paragraph Font"/>
     <w:uiPriority w:val="1"/>
+    <w:semiHidden/>
     <w:unhideWhenUsed/>
   </w:style>
   <w:style w:type="table" w:default="1" w:styleId="TableNormal">
